--- a/output/投研舆情晨报_2026-10-07.docx
+++ b/output/投研舆情晨报_2026-10-07.docx
@@ -19,7 +19,7 @@
           <w:color w:val="8A939E"/>
           <w:sz w:val="18"/>
         </w:rPr>
-        <w:t>覆盖 6 家媒体 · 入库 13,925 条 · 去重后 1,530 条 · 识别热点 53 个</w:t>
+        <w:t>覆盖 6 家媒体 · 入库 13,816 条 · 去重后 1,638 条 · 识别热点 60 个</w:t>
       </w:r>
     </w:p>
     <w:p>
@@ -126,7 +126,7 @@
           </w:tcPr>
           <w:p>
             <w:r>
-              <w:t>0.804</w:t>
+              <w:t>0.784</w:t>
             </w:r>
           </w:p>
         </w:tc>
@@ -166,7 +166,7 @@
           </w:tcPr>
           <w:p>
             <w:r>
-              <w:t>66/2</w:t>
+              <w:t>75/3</w:t>
             </w:r>
           </w:p>
         </w:tc>
@@ -188,7 +188,69 @@
           </w:tcPr>
           <w:p>
             <w:r>
-              <w:t>0.743</w:t>
+              <w:t>0.761</w:t>
+            </w:r>
+          </w:p>
+        </w:tc>
+        <w:tc>
+          <w:tcPr>
+            <w:tcW w:type="dxa" w:w="1440"/>
+          </w:tcPr>
+          <w:p>
+            <w:r>
+              <w:t>爆点</w:t>
+            </w:r>
+          </w:p>
+        </w:tc>
+        <w:tc>
+          <w:tcPr>
+            <w:tcW w:type="dxa" w:w="1440"/>
+          </w:tcPr>
+          <w:p>
+            <w:r>
+              <w:t>金融市场</w:t>
+            </w:r>
+          </w:p>
+        </w:tc>
+        <w:tc>
+          <w:tcPr>
+            <w:tcW w:type="dxa" w:w="1440"/>
+          </w:tcPr>
+          <w:p>
+            <w:r>
+              <w:t>港股午评：恒指涨0.78% 科指涨0.87% 科网股普涨 创</w:t>
+            </w:r>
+          </w:p>
+        </w:tc>
+        <w:tc>
+          <w:tcPr>
+            <w:tcW w:type="dxa" w:w="1440"/>
+          </w:tcPr>
+          <w:p>
+            <w:r>
+              <w:t>16/3</w:t>
+            </w:r>
+          </w:p>
+        </w:tc>
+      </w:tr>
+      <w:tr>
+        <w:tc>
+          <w:tcPr>
+            <w:tcW w:type="dxa" w:w="1440"/>
+          </w:tcPr>
+          <w:p>
+            <w:r>
+              <w:t>3</w:t>
+            </w:r>
+          </w:p>
+        </w:tc>
+        <w:tc>
+          <w:tcPr>
+            <w:tcW w:type="dxa" w:w="1440"/>
+          </w:tcPr>
+          <w:p>
+            <w:r>
+              <w:t>0.735</w:t>
             </w:r>
           </w:p>
         </w:tc>
@@ -228,69 +290,7 @@
           </w:tcPr>
           <w:p>
             <w:r>
-              <w:t>30/3</w:t>
-            </w:r>
-          </w:p>
-        </w:tc>
-      </w:tr>
-      <w:tr>
-        <w:tc>
-          <w:tcPr>
-            <w:tcW w:type="dxa" w:w="1440"/>
-          </w:tcPr>
-          <w:p>
-            <w:r>
-              <w:t>3</w:t>
-            </w:r>
-          </w:p>
-        </w:tc>
-        <w:tc>
-          <w:tcPr>
-            <w:tcW w:type="dxa" w:w="1440"/>
-          </w:tcPr>
-          <w:p>
-            <w:r>
-              <w:t>0.690</w:t>
-            </w:r>
-          </w:p>
-        </w:tc>
-        <w:tc>
-          <w:tcPr>
-            <w:tcW w:type="dxa" w:w="1440"/>
-          </w:tcPr>
-          <w:p>
-            <w:r>
-              <w:t>爆点</w:t>
-            </w:r>
-          </w:p>
-        </w:tc>
-        <w:tc>
-          <w:tcPr>
-            <w:tcW w:type="dxa" w:w="1440"/>
-          </w:tcPr>
-          <w:p>
-            <w:r>
-              <w:t>综合</w:t>
-            </w:r>
-          </w:p>
-        </w:tc>
-        <w:tc>
-          <w:tcPr>
-            <w:tcW w:type="dxa" w:w="1440"/>
-          </w:tcPr>
-          <w:p>
-            <w:r>
-              <w:t>视频丨国庆档票房破10亿元！特效影厅成票房“新引擎”</w:t>
-            </w:r>
-          </w:p>
-        </w:tc>
-        <w:tc>
-          <w:tcPr>
-            <w:tcW w:type="dxa" w:w="1440"/>
-          </w:tcPr>
-          <w:p>
-            <w:r>
-              <w:t>7/4</w:t>
+              <w:t>36/3</w:t>
             </w:r>
           </w:p>
         </w:tc>
@@ -312,69 +312,7 @@
           </w:tcPr>
           <w:p>
             <w:r>
-              <w:t>0.638</w:t>
-            </w:r>
-          </w:p>
-        </w:tc>
-        <w:tc>
-          <w:tcPr>
-            <w:tcW w:type="dxa" w:w="1440"/>
-          </w:tcPr>
-          <w:p>
-            <w:r>
-              <w:t>爆点</w:t>
-            </w:r>
-          </w:p>
-        </w:tc>
-        <w:tc>
-          <w:tcPr>
-            <w:tcW w:type="dxa" w:w="1440"/>
-          </w:tcPr>
-          <w:p>
-            <w:r>
-              <w:t>金融市场</w:t>
-            </w:r>
-          </w:p>
-        </w:tc>
-        <w:tc>
-          <w:tcPr>
-            <w:tcW w:type="dxa" w:w="1440"/>
-          </w:tcPr>
-          <w:p>
-            <w:r>
-              <w:t>快讯：恒指高开1%站上24000点 科指涨1.02% 科网股</w:t>
-            </w:r>
-          </w:p>
-        </w:tc>
-        <w:tc>
-          <w:tcPr>
-            <w:tcW w:type="dxa" w:w="1440"/>
-          </w:tcPr>
-          <w:p>
-            <w:r>
-              <w:t>11/3</w:t>
-            </w:r>
-          </w:p>
-        </w:tc>
-      </w:tr>
-      <w:tr>
-        <w:tc>
-          <w:tcPr>
-            <w:tcW w:type="dxa" w:w="1440"/>
-          </w:tcPr>
-          <w:p>
-            <w:r>
-              <w:t>5</w:t>
-            </w:r>
-          </w:p>
-        </w:tc>
-        <w:tc>
-          <w:tcPr>
-            <w:tcW w:type="dxa" w:w="1440"/>
-          </w:tcPr>
-          <w:p>
-            <w:r>
-              <w:t>0.622</w:t>
+              <w:t>0.685</w:t>
             </w:r>
           </w:p>
         </w:tc>
@@ -414,7 +352,7 @@
           </w:tcPr>
           <w:p>
             <w:r>
-              <w:t>6/3</w:t>
+              <w:t>8/3</w:t>
             </w:r>
           </w:p>
         </w:tc>
@@ -426,7 +364,7 @@
           </w:tcPr>
           <w:p>
             <w:r>
-              <w:t>6</w:t>
+              <w:t>5</w:t>
             </w:r>
           </w:p>
         </w:tc>
@@ -436,7 +374,7 @@
           </w:tcPr>
           <w:p>
             <w:r>
-              <w:t>0.611</w:t>
+              <w:t>0.647</w:t>
             </w:r>
           </w:p>
         </w:tc>
@@ -446,7 +384,7 @@
           </w:tcPr>
           <w:p>
             <w:r>
-              <w:t>高热</w:t>
+              <w:t>爆点</w:t>
             </w:r>
           </w:p>
         </w:tc>
@@ -476,7 +414,69 @@
           </w:tcPr>
           <w:p>
             <w:r>
-              <w:t>11/3</w:t>
+              <w:t>9/3</w:t>
+            </w:r>
+          </w:p>
+        </w:tc>
+      </w:tr>
+      <w:tr>
+        <w:tc>
+          <w:tcPr>
+            <w:tcW w:type="dxa" w:w="1440"/>
+          </w:tcPr>
+          <w:p>
+            <w:r>
+              <w:t>6</w:t>
+            </w:r>
+          </w:p>
+        </w:tc>
+        <w:tc>
+          <w:tcPr>
+            <w:tcW w:type="dxa" w:w="1440"/>
+          </w:tcPr>
+          <w:p>
+            <w:r>
+              <w:t>0.596</w:t>
+            </w:r>
+          </w:p>
+        </w:tc>
+        <w:tc>
+          <w:tcPr>
+            <w:tcW w:type="dxa" w:w="1440"/>
+          </w:tcPr>
+          <w:p>
+            <w:r>
+              <w:t>爆点</w:t>
+            </w:r>
+          </w:p>
+        </w:tc>
+        <w:tc>
+          <w:tcPr>
+            <w:tcW w:type="dxa" w:w="1440"/>
+          </w:tcPr>
+          <w:p>
+            <w:r>
+              <w:t>宏观政策</w:t>
+            </w:r>
+          </w:p>
+        </w:tc>
+        <w:tc>
+          <w:tcPr>
+            <w:tcW w:type="dxa" w:w="1440"/>
+          </w:tcPr>
+          <w:p>
+            <w:r>
+              <w:t>30年期收益率本月将破6%？经济韧性与通胀压力推高利率 美债</w:t>
+            </w:r>
+          </w:p>
+        </w:tc>
+        <w:tc>
+          <w:tcPr>
+            <w:tcW w:type="dxa" w:w="1440"/>
+          </w:tcPr>
+          <w:p>
+            <w:r>
+              <w:t>14/3</w:t>
             </w:r>
           </w:p>
         </w:tc>
@@ -498,7 +498,69 @@
           </w:tcPr>
           <w:p>
             <w:r>
-              <w:t>0.491</w:t>
+              <w:t>0.546</w:t>
+            </w:r>
+          </w:p>
+        </w:tc>
+        <w:tc>
+          <w:tcPr>
+            <w:tcW w:type="dxa" w:w="1440"/>
+          </w:tcPr>
+          <w:p>
+            <w:r>
+              <w:t>高热</w:t>
+            </w:r>
+          </w:p>
+        </w:tc>
+        <w:tc>
+          <w:tcPr>
+            <w:tcW w:type="dxa" w:w="1440"/>
+          </w:tcPr>
+          <w:p>
+            <w:r>
+              <w:t>半导体</w:t>
+            </w:r>
+          </w:p>
+        </w:tc>
+        <w:tc>
+          <w:tcPr>
+            <w:tcW w:type="dxa" w:w="1440"/>
+          </w:tcPr>
+          <w:p>
+            <w:r>
+              <w:t>SpaceX计划通过阿波罗主导的融资筹集400亿美元 以采购</w:t>
+            </w:r>
+          </w:p>
+        </w:tc>
+        <w:tc>
+          <w:tcPr>
+            <w:tcW w:type="dxa" w:w="1440"/>
+          </w:tcPr>
+          <w:p>
+            <w:r>
+              <w:t>4/3</w:t>
+            </w:r>
+          </w:p>
+        </w:tc>
+      </w:tr>
+      <w:tr>
+        <w:tc>
+          <w:tcPr>
+            <w:tcW w:type="dxa" w:w="1440"/>
+          </w:tcPr>
+          <w:p>
+            <w:r>
+              <w:t>8</w:t>
+            </w:r>
+          </w:p>
+        </w:tc>
+        <w:tc>
+          <w:tcPr>
+            <w:tcW w:type="dxa" w:w="1440"/>
+          </w:tcPr>
+          <w:p>
+            <w:r>
+              <w:t>0.521</w:t>
             </w:r>
           </w:p>
         </w:tc>
@@ -550,68 +612,6 @@
           </w:tcPr>
           <w:p>
             <w:r>
-              <w:t>8</w:t>
-            </w:r>
-          </w:p>
-        </w:tc>
-        <w:tc>
-          <w:tcPr>
-            <w:tcW w:type="dxa" w:w="1440"/>
-          </w:tcPr>
-          <w:p>
-            <w:r>
-              <w:t>0.486</w:t>
-            </w:r>
-          </w:p>
-        </w:tc>
-        <w:tc>
-          <w:tcPr>
-            <w:tcW w:type="dxa" w:w="1440"/>
-          </w:tcPr>
-          <w:p>
-            <w:r>
-              <w:t>高热</w:t>
-            </w:r>
-          </w:p>
-        </w:tc>
-        <w:tc>
-          <w:tcPr>
-            <w:tcW w:type="dxa" w:w="1440"/>
-          </w:tcPr>
-          <w:p>
-            <w:r>
-              <w:t>宏观政策</w:t>
-            </w:r>
-          </w:p>
-        </w:tc>
-        <w:tc>
-          <w:tcPr>
-            <w:tcW w:type="dxa" w:w="1440"/>
-          </w:tcPr>
-          <w:p>
-            <w:r>
-              <w:t>30年期收益率本月将破6%？经济韧性与通胀压力推高利率 美债</w:t>
-            </w:r>
-          </w:p>
-        </w:tc>
-        <w:tc>
-          <w:tcPr>
-            <w:tcW w:type="dxa" w:w="1440"/>
-          </w:tcPr>
-          <w:p>
-            <w:r>
-              <w:t>7/2</w:t>
-            </w:r>
-          </w:p>
-        </w:tc>
-      </w:tr>
-      <w:tr>
-        <w:tc>
-          <w:tcPr>
-            <w:tcW w:type="dxa" w:w="1440"/>
-          </w:tcPr>
-          <w:p>
-            <w:r>
               <w:t>9</w:t>
             </w:r>
           </w:p>
@@ -622,7 +622,7 @@
           </w:tcPr>
           <w:p>
             <w:r>
-              <w:t>0.483</w:t>
+              <w:t>0.506</w:t>
             </w:r>
           </w:p>
         </w:tc>
@@ -684,7 +684,7 @@
           </w:tcPr>
           <w:p>
             <w:r>
-              <w:t>0.483</w:t>
+              <w:t>0.500</w:t>
             </w:r>
           </w:p>
         </w:tc>
@@ -704,7 +704,7 @@
           </w:tcPr>
           <w:p>
             <w:r>
-              <w:t>半导体</w:t>
+              <w:t>综合</w:t>
             </w:r>
           </w:p>
         </w:tc>
@@ -714,7 +714,7 @@
           </w:tcPr>
           <w:p>
             <w:r>
-              <w:t>SpaceX计划通过阿波罗主导的融资筹集400亿美元 以采购</w:t>
+              <w:t>派拉蒙历经艰难收购华纳兄弟探索公司，交易于周二完成。事件完整</w:t>
             </w:r>
           </w:p>
         </w:tc>
@@ -724,7 +724,7 @@
           </w:tcPr>
           <w:p>
             <w:r>
-              <w:t>3/3</w:t>
+              <w:t>5/2</w:t>
             </w:r>
           </w:p>
         </w:tc>
@@ -755,7 +755,7 @@
           <w:color w:val="8A939E"/>
           <w:sz w:val="18"/>
         </w:rPr>
-        <w:t>热度 0.804（爆点）· 66 篇 / 2 家媒体 · 综合</w:t>
+        <w:t>热度 0.784（爆点）· 75 篇 / 3 家媒体 · 综合</w:t>
       </w:r>
     </w:p>
     <w:p>
@@ -767,7 +767,7 @@
         <w:t>事件概述：</w:t>
       </w:r>
       <w:r>
-        <w:t>「交通运输部：10月7日，37个高速公路路段易发拥堵，58个服务区预计充电特别繁忙」由 66 篇报道聚合而成，覆盖 2 家媒体，热度 0.804（爆点），所属板块类目：综合。</w:t>
+        <w:t>「交通运输部：10月7日，37个高速公路路段易发拥堵，58个服务区预计充电特别繁忙」由 75 篇报道聚合而成，覆盖 3 家媒体，热度 0.784（爆点），所属板块类目：综合。</w:t>
       </w:r>
     </w:p>
     <w:p>
@@ -779,7 +779,7 @@
         <w:t>关键信息：</w:t>
       </w:r>
       <w:r>
-        <w:t>返程重要提醒！高速拥堵！服务区充电繁忙！；交通运输部：10月7日，37个高速公路路段易发拥堵，58个服务区预计充电特别繁忙；交通运输部：10月6日，全国高速公路有44个路段易发拥堵</w:t>
+        <w:t>返程重要提醒！高速拥堵！服务区充电繁忙！；交通运输部：10月7日，37个高速公路路段易发拥堵，58个服务区预计充电特别繁忙；10月6日，44个高速公路路段易发拥堵</w:t>
       </w:r>
     </w:p>
     <w:p>
@@ -812,7 +812,81 @@
           <w:color w:val="8A939E"/>
           <w:sz w:val="17"/>
         </w:rPr>
-        <w:t>引用：[1]返程重要提醒！高速拥堵！服务区充电繁忙！ / [2]交通运输部：10月7日，37个高速公路路段易发拥堵， / [3]交通运输部：10月6日，全国高速公路有44个路段易发 / [4]宁夏交警发布最新提示！</w:t>
+        <w:t>引用：[1]返程重要提醒！高速拥堵！服务区充电繁忙！ / [2]交通运输部：10月7日，37个高速公路路段易发拥堵， / [3]10月6日，44个高速公路路段易发拥堵 / [4]宁夏交警发布最新提示！</w:t>
+      </w:r>
+    </w:p>
+    <w:p>
+      <w:pPr>
+        <w:pStyle w:val="Heading2"/>
+      </w:pPr>
+      <w:r>
+        <w:t>港股午评：恒指涨0.78% 科指涨0.87% 科网股普涨 创新药概念股强势 智谱涨超8%</w:t>
+      </w:r>
+    </w:p>
+    <w:p>
+      <w:r>
+        <w:rPr>
+          <w:color w:val="8A939E"/>
+          <w:sz w:val="18"/>
+        </w:rPr>
+        <w:t>热度 0.761（爆点）· 16 篇 / 3 家媒体 · 金融市场</w:t>
+      </w:r>
+    </w:p>
+    <w:p>
+      <w:r>
+        <w:rPr>
+          <w:b/>
+          <w:color w:val="16324F"/>
+        </w:rPr>
+        <w:t>事件概述：</w:t>
+      </w:r>
+      <w:r>
+        <w:t>「港股午评：恒指涨0.78% 科指涨0.87% 科网股普涨 创新药概念股强势 智谱涨超8%」由 16 篇报道聚合而成，覆盖 3 家媒体，热度 0.761（爆点），所属板块类目：金融市场。</w:t>
+      </w:r>
+    </w:p>
+    <w:p>
+      <w:r>
+        <w:rPr>
+          <w:b/>
+          <w:color w:val="16324F"/>
+        </w:rPr>
+        <w:t>关键信息：</w:t>
+      </w:r>
+      <w:r>
+        <w:t>港股午评：恒指涨0.78% 科指涨0.87% 科网股普涨 创新药概念股强势 智谱；港股收评：恒指涨1% 科指涨0.94% 科网股普涨 智谱涨超7%；快讯：恒指高开1%站上24000点 科指涨1.02% 科网股普涨 创新药概念股高</w:t>
+      </w:r>
+    </w:p>
+    <w:p>
+      <w:r>
+        <w:rPr>
+          <w:b/>
+          <w:color w:val="16324F"/>
+        </w:rPr>
+        <w:t>市场影响：</w:t>
+      </w:r>
+      <w:r>
+        <w:t>关联板块代码：本簇未携带板块标签。（LLM 不可用，未生成研判，以上为检索与统计事实）</w:t>
+      </w:r>
+    </w:p>
+    <w:p>
+      <w:r>
+        <w:rPr>
+          <w:b/>
+          <w:color w:val="16324F"/>
+        </w:rPr>
+        <w:t>关注要点：</w:t>
+      </w:r>
+      <w:r>
+        <w:t>建议人工复核该事件的后续进展与板块联动。</w:t>
+      </w:r>
+    </w:p>
+    <w:p>
+      <w:r>
+        <w:rPr>
+          <w:color w:val="8A939E"/>
+          <w:sz w:val="17"/>
+        </w:rPr>
+        <w:t>引用：[1]港股午评：恒指涨0.78% 科指涨0.87% 科网股 / [2]港股收评：恒指涨1% 科指涨0.94% 科网股普涨  / [3]快讯：恒指高开1%站上24000点 科指涨1.02% / [4]亚马逊云科技接入智谱GLM-5.3，港股“大模型双雄</w:t>
       </w:r>
     </w:p>
     <w:p>
@@ -829,7 +903,7 @@
           <w:color w:val="8A939E"/>
           <w:sz w:val="18"/>
         </w:rPr>
-        <w:t>热度 0.743（爆点）· 30 篇 / 3 家媒体 · 国际市场</w:t>
+        <w:t>热度 0.735（爆点）· 36 篇 / 3 家媒体 · 国际市场</w:t>
       </w:r>
     </w:p>
     <w:p>
@@ -841,7 +915,7 @@
         <w:t>事件概述：</w:t>
       </w:r>
       <w:r>
-        <w:t>「美股存储芯片股下挫，希捷科技 西部数据大跌超5%，光通信巨头狂飙超10%，热门中概股普跌，黄金涨」由 30 篇报道聚合而成，覆盖 3 家媒体，热度 0.743（爆点），所属板块类目：国际市场。</w:t>
+        <w:t>「美股存储芯片股下挫，希捷科技 西部数据大跌超5%，光通信巨头狂飙超10%，热门中概股普跌，黄金涨」由 36 篇报道聚合而成，覆盖 3 家媒体，热度 0.735（爆点），所属板块类目：国际市场。</w:t>
       </w:r>
     </w:p>
     <w:p>
@@ -853,7 +927,7 @@
         <w:t>关键信息：</w:t>
       </w:r>
       <w:r>
-        <w:t>美股存储芯片股下挫，希捷科技 西部数据大跌超5%，光通信巨头狂飙超10%，热门中；美股西部数据、希捷科技早盘跳水均跌6%左右 SK海力士跌近3%；港股光通信板块强势，摩根士丹利：FCC限制非全面封杀</w:t>
+        <w:t>美股存储芯片股下挫，希捷科技 西部数据大跌超5%，光通信巨头狂飙超10%，热门中；美股盘初：道指跌0.6%，费城半导体指数跌超2%，存储芯片股、光通信股、黄金股普；纳指低开0.6% 光通信、存储板块走低</w:t>
       </w:r>
     </w:p>
     <w:p>
@@ -886,155 +960,7 @@
           <w:color w:val="8A939E"/>
           <w:sz w:val="17"/>
         </w:rPr>
-        <w:t>引用：[1]美股存储芯片股下挫，希捷科技 西部数据大跌超5%，光 / [2]美股西部数据、希捷科技早盘跳水均跌6%左右 SK海力 / [3]港股光通信板块强势，摩根士丹利：FCC限制非全面封杀 / [4]华尔街见闻早餐 | 2026年10月7日</w:t>
-      </w:r>
-    </w:p>
-    <w:p>
-      <w:pPr>
-        <w:pStyle w:val="Heading2"/>
-      </w:pPr>
-      <w:r>
-        <w:t>视频丨国庆档票房破10亿元！特效影厅成票房“新引擎”</w:t>
-      </w:r>
-    </w:p>
-    <w:p>
-      <w:r>
-        <w:rPr>
-          <w:color w:val="8A939E"/>
-          <w:sz w:val="18"/>
-        </w:rPr>
-        <w:t>热度 0.690（爆点）· 7 篇 / 4 家媒体 · 综合</w:t>
-      </w:r>
-    </w:p>
-    <w:p>
-      <w:r>
-        <w:rPr>
-          <w:b/>
-          <w:color w:val="16324F"/>
-        </w:rPr>
-        <w:t>事件概述：</w:t>
-      </w:r>
-      <w:r>
-        <w:t>「视频丨国庆档票房破10亿元！特效影厅成票房“新引擎”」由 7 篇报道聚合而成，覆盖 4 家媒体，热度 0.69（爆点），所属板块类目：综合。</w:t>
-      </w:r>
-    </w:p>
-    <w:p>
-      <w:r>
-        <w:rPr>
-          <w:b/>
-          <w:color w:val="16324F"/>
-        </w:rPr>
-        <w:t>关键信息：</w:t>
-      </w:r>
-      <w:r>
-        <w:t>视频丨国庆档票房破10亿元！特效影厅成票房“新引擎”；国庆档票房破9亿；视频丨2026国庆档票房超9亿元 国产影片领跑档期</w:t>
-      </w:r>
-    </w:p>
-    <w:p>
-      <w:r>
-        <w:rPr>
-          <w:b/>
-          <w:color w:val="16324F"/>
-        </w:rPr>
-        <w:t>市场影响：</w:t>
-      </w:r>
-      <w:r>
-        <w:t>关联板块代码：BK0486、BK0847。（LLM 不可用，未生成研判，以上为检索与统计事实）</w:t>
-      </w:r>
-    </w:p>
-    <w:p>
-      <w:r>
-        <w:rPr>
-          <w:b/>
-          <w:color w:val="16324F"/>
-        </w:rPr>
-        <w:t>关注要点：</w:t>
-      </w:r>
-      <w:r>
-        <w:t>建议人工复核该事件的后续进展与板块联动。</w:t>
-      </w:r>
-    </w:p>
-    <w:p>
-      <w:r>
-        <w:rPr>
-          <w:color w:val="8A939E"/>
-          <w:sz w:val="17"/>
-        </w:rPr>
-        <w:t>引用：[1]视频丨国庆档票房破10亿元！特效影厅成票房“新引擎” / [2]国庆档票房破9亿 / [3]视频丨2026国庆档票房超9亿元 国产影片领跑档期 / [4]国庆档票房破8亿！“电影+”新活力激发消费新增量</w:t>
-      </w:r>
-    </w:p>
-    <w:p>
-      <w:pPr>
-        <w:pStyle w:val="Heading2"/>
-      </w:pPr>
-      <w:r>
-        <w:t>快讯：恒指高开1%站上24000点 科指涨1.02% 科网股普涨 创新药概念股高开</w:t>
-      </w:r>
-    </w:p>
-    <w:p>
-      <w:r>
-        <w:rPr>
-          <w:color w:val="8A939E"/>
-          <w:sz w:val="18"/>
-        </w:rPr>
-        <w:t>热度 0.638（爆点）· 11 篇 / 3 家媒体 · 金融市场</w:t>
-      </w:r>
-    </w:p>
-    <w:p>
-      <w:r>
-        <w:rPr>
-          <w:b/>
-          <w:color w:val="16324F"/>
-        </w:rPr>
-        <w:t>事件概述：</w:t>
-      </w:r>
-      <w:r>
-        <w:t>「快讯：恒指高开1%站上24000点 科指涨1.02% 科网股普涨 创新药概念股高开」由 11 篇报道聚合而成，覆盖 3 家媒体，热度 0.638（爆点），所属板块类目：金融市场。</w:t>
-      </w:r>
-    </w:p>
-    <w:p>
-      <w:r>
-        <w:rPr>
-          <w:b/>
-          <w:color w:val="16324F"/>
-        </w:rPr>
-        <w:t>关键信息：</w:t>
-      </w:r>
-      <w:r>
-        <w:t>快讯：恒指高开1%站上24000点 科指涨1.02% 科网股普涨 创新药概念股高；港股午评：恒指涨0.78% 科指涨0.87% 科网股普涨 创新药概念股强势 智谱；亚马逊云科技接入智谱GLM-5.3，港股“大模型双雄”齐涨</w:t>
-      </w:r>
-    </w:p>
-    <w:p>
-      <w:r>
-        <w:rPr>
-          <w:b/>
-          <w:color w:val="16324F"/>
-        </w:rPr>
-        <w:t>市场影响：</w:t>
-      </w:r>
-      <w:r>
-        <w:t>关联板块代码：本簇未携带板块标签。（LLM 不可用，未生成研判，以上为检索与统计事实）</w:t>
-      </w:r>
-    </w:p>
-    <w:p>
-      <w:r>
-        <w:rPr>
-          <w:b/>
-          <w:color w:val="16324F"/>
-        </w:rPr>
-        <w:t>关注要点：</w:t>
-      </w:r>
-      <w:r>
-        <w:t>建议人工复核该事件的后续进展与板块联动。</w:t>
-      </w:r>
-    </w:p>
-    <w:p>
-      <w:r>
-        <w:rPr>
-          <w:color w:val="8A939E"/>
-          <w:sz w:val="17"/>
-        </w:rPr>
-        <w:t>引用：[1]快讯：恒指高开1%站上24000点 科指涨1.02% / [2]港股午评：恒指涨0.78% 科指涨0.87% 科网股 / [3]亚马逊云科技接入智谱GLM-5.3，港股“大模型双雄 / [4]港股午评：恒指跌0.08% 科指涨0.27% 科网股</w:t>
+        <w:t>引用：[1]美股存储芯片股下挫，希捷科技 西部数据大跌超5%，光 / [2]美股盘初：道指跌0.6%，费城半导体指数跌超2%，存 / [3]纳指低开0.6% 光通信、存储板块走低 / [4]美股西部数据、希捷科技早盘跳水均跌6%左右 SK海力</w:t>
       </w:r>
     </w:p>
     <w:p>
@@ -1051,7 +977,7 @@
           <w:color w:val="8A939E"/>
           <w:sz w:val="18"/>
         </w:rPr>
-        <w:t>热度 0.622（爆点）· 6 篇 / 3 家媒体 · 综合</w:t>
+        <w:t>热度 0.685（爆点）· 8 篇 / 3 家媒体 · 综合</w:t>
       </w:r>
     </w:p>
     <w:p>
@@ -1063,7 +989,7 @@
         <w:t>事件概述：</w:t>
       </w:r>
       <w:r>
-        <w:t>「韩国KOSPI指数开盘下跌1.11%报6864.25点 日经225指数低开0.14%报70582」由 6 篇报道聚合而成，覆盖 3 家媒体，热度 0.622（爆点），所属板块类目：综合。</w:t>
+        <w:t>「韩国KOSPI指数开盘下跌1.11%报6864.25点 日经225指数低开0.14%报70582」由 8 篇报道聚合而成，覆盖 3 家媒体，热度 0.685（爆点），所属板块类目：综合。</w:t>
       </w:r>
     </w:p>
     <w:p>
@@ -1113,6 +1039,80 @@
     </w:p>
     <w:p>
       <w:pPr>
+        <w:pStyle w:val="Heading2"/>
+      </w:pPr>
+      <w:r>
+        <w:t>周三亚太盘初，WTI原油期货高开0.6%，投资者关注霍尔木兹海峡石油输送数据和中</w:t>
+      </w:r>
+    </w:p>
+    <w:p>
+      <w:r>
+        <w:rPr>
+          <w:color w:val="8A939E"/>
+          <w:sz w:val="18"/>
+        </w:rPr>
+        <w:t>热度 0.647（爆点）· 9 篇 / 3 家媒体 · 国际市场</w:t>
+      </w:r>
+    </w:p>
+    <w:p>
+      <w:r>
+        <w:rPr>
+          <w:b/>
+          <w:color w:val="16324F"/>
+        </w:rPr>
+        <w:t>事件概述：</w:t>
+      </w:r>
+      <w:r>
+        <w:t>「周三亚太盘初，WTI原油期货高开0.6%，投资者关注霍尔木兹海峡石油输送数据和中」由 9 篇报道聚合而成，覆盖 3 家媒体，热度 0.647（爆点），所属板块类目：国际市场。</w:t>
+      </w:r>
+    </w:p>
+    <w:p>
+      <w:r>
+        <w:rPr>
+          <w:b/>
+          <w:color w:val="16324F"/>
+        </w:rPr>
+        <w:t>关键信息：</w:t>
+      </w:r>
+      <w:r>
+        <w:t>周三亚太盘初，WTI原油期货高开0.6%，投资者关注霍尔木兹海峡石油输送数据和中；WTI原油期货向上触及90美元/桶 日内涨0.63%；霍尔木兹海峡运输量上升之际 石油行业高管仍警告缓冲空间日益收窄</w:t>
+      </w:r>
+    </w:p>
+    <w:p>
+      <w:r>
+        <w:rPr>
+          <w:b/>
+          <w:color w:val="16324F"/>
+        </w:rPr>
+        <w:t>市场影响：</w:t>
+      </w:r>
+      <w:r>
+        <w:t>关联板块代码：BK1361。（LLM 不可用，未生成研判，以上为检索与统计事实）</w:t>
+      </w:r>
+    </w:p>
+    <w:p>
+      <w:r>
+        <w:rPr>
+          <w:b/>
+          <w:color w:val="16324F"/>
+        </w:rPr>
+        <w:t>关注要点：</w:t>
+      </w:r>
+      <w:r>
+        <w:t>建议人工复核该事件的后续进展与板块联动。</w:t>
+      </w:r>
+    </w:p>
+    <w:p>
+      <w:r>
+        <w:rPr>
+          <w:color w:val="8A939E"/>
+          <w:sz w:val="17"/>
+        </w:rPr>
+        <w:t>引用：[1]周三亚太盘初，WTI原油期货高开0.6%，投资者关注 / [2]WTI原油期货向上触及90美元/桶 日内涨0.63% / [3]霍尔木兹海峡运输量上升之际 石油行业高管仍警告缓冲空 / [4]油气运输量上升之际 伊朗对霍尔木兹海峡油轮的袭击愈发</w:t>
+      </w:r>
+    </w:p>
+    <w:p>
+      <w:pPr>
         <w:pStyle w:val="Heading1"/>
       </w:pPr>
       <w:r>
@@ -1127,7 +1127,7 @@
         <w:pStyle w:val="ListBullet"/>
       </w:pPr>
       <w:r>
-        <w:t>采集：6 家媒体公开接口，累计入库 13,925 条</w:t>
+        <w:t>采集：6 家媒体公开接口，累计入库 13,816 条</w:t>
       </w:r>
     </w:p>
     <w:p>
@@ -1135,7 +1135,7 @@
         <w:pStyle w:val="ListBullet"/>
       </w:pPr>
       <w:r>
-        <w:t>三层去重：1,894 → 1,530 条（精确193/SimHash11/语义160）</w:t>
+        <w:t>三层去重：2,033 → 1,638 条（精确212/SimHash11/语义172）</w:t>
       </w:r>
     </w:p>
     <w:p>
